--- a/Documentation/Official Documentation/Release Notes/Release Notes for IBOS Nodelæser version 5.0.0.0.docx
+++ b/Documentation/Official Documentation/Release Notes/Release Notes for IBOS Nodelæser version 5.0.0.0.docx
@@ -26,19 +26,7 @@
         <w:rPr>
           <w:color w:val="000000"/>
         </w:rPr>
-        <w:t>.</w:t>
-      </w:r>
-      <w:r>
-        <w:rPr>
-          <w:color w:val="000000"/>
-        </w:rPr>
-        <w:t>0</w:t>
-      </w:r>
-      <w:r>
-        <w:rPr>
-          <w:color w:val="000000"/>
-        </w:rPr>
-        <w:t>.</w:t>
+        <w:t>.0.</w:t>
       </w:r>
       <w:r>
         <w:rPr>
@@ -155,14 +143,7 @@
           <w:b/>
           <w:color w:val="000000"/>
         </w:rPr>
-        <w:t>N</w:t>
-      </w:r>
-      <w:r>
-        <w:rPr>
-          <w:b/>
-          <w:color w:val="000000"/>
-        </w:rPr>
-        <w:t>y funktionalitet:</w:t>
+        <w:t>Ny funktionalitet:</w:t>
       </w:r>
     </w:p>
     <w:p>
@@ -200,48 +181,42 @@
           <w:bCs w:val="false"/>
           <w:color w:val="000000"/>
         </w:rPr>
-        <w:t xml:space="preserve">Et helt nyt </w:t>
-      </w:r>
-      <w:r>
-        <w:rPr>
-          <w:b w:val="false"/>
-          <w:bCs w:val="false"/>
-          <w:color w:val="000000"/>
-        </w:rPr>
-        <w:t xml:space="preserve">integreret </w:t>
-      </w:r>
-      <w:r>
-        <w:rPr>
-          <w:b w:val="false"/>
-          <w:bCs w:val="false"/>
-          <w:color w:val="000000"/>
-        </w:rPr>
-        <w:t xml:space="preserve">værktøj ”IBOS </w:t>
-      </w:r>
-      <w:r>
-        <w:rPr>
-          <w:b w:val="false"/>
-          <w:bCs w:val="false"/>
-          <w:color w:val="000000"/>
-        </w:rPr>
-        <w:t>P</w:t>
-      </w:r>
-      <w:r>
-        <w:rPr>
-          <w:b w:val="false"/>
-          <w:bCs w:val="false"/>
-          <w:color w:val="000000"/>
-        </w:rPr>
-        <w:t xml:space="preserve">unktnodelæser” implementerer indlæsning og fortolkning af eksisterende punktnodefiler  </w:t>
-      </w:r>
-      <w:r>
-        <w:rPr>
-          <w:b w:val="false"/>
-          <w:bCs w:val="false"/>
-          <w:color w:val="000000"/>
-        </w:rPr>
-        <w:t>(leveret for eksempel af NOTA) samt egne punktnodefiler genereret af ”IBOS Nodelæser”. Punktnode-filerne oversættes til en intuitivt forståelig  tekstrepræsentation, som vises på skærmen og oplæses af JAWS.</w:t>
-      </w:r>
+        <w:t>Et helt nyt integreret værktøj ”IBOS Punktnodelæser” implementerer indlæsning og fortolkning af eksisterende punktnodefiler  (leveret for eksempel af NOTA) samt egne punktnodefiler genereret af ”IBOS Nodelæser”. Punktnode-filerne oversættes til en intuitivt forståelig  tekstrepræsentation, som vises</w:t>
+      </w:r>
+      <w:bookmarkStart w:id="0" w:name="__DdeLink__97_1667958814"/>
+      <w:r>
+        <w:rPr>
+          <w:b w:val="false"/>
+          <w:bCs w:val="false"/>
+          <w:color w:val="000000"/>
+        </w:rPr>
+        <w:t xml:space="preserve"> på skærmen, </w:t>
+      </w:r>
+      <w:r>
+        <w:rPr>
+          <w:b w:val="false"/>
+          <w:bCs w:val="false"/>
+          <w:color w:val="000000"/>
+        </w:rPr>
+        <w:t>afspilles som enkelttoner</w:t>
+      </w:r>
+      <w:r>
+        <w:rPr>
+          <w:b w:val="false"/>
+          <w:bCs w:val="false"/>
+          <w:color w:val="000000"/>
+        </w:rPr>
+        <w:t xml:space="preserve"> og oplæses af JAWS. </w:t>
+      </w:r>
+      <w:r>
+        <w:rPr>
+          <w:b w:val="false"/>
+          <w:bCs w:val="false"/>
+          <w:color w:val="000000"/>
+        </w:rPr>
+        <w:t>Bemærk at dette nye værktøj endnu ikke har været igennem en grundig brugertest og derfor ikke kan forventes at fungere korrekt med alle punktnodefiler!</w:t>
+      </w:r>
+      <w:bookmarkEnd w:id="0"/>
     </w:p>
     <w:p>
       <w:pPr>
@@ -290,39 +265,7 @@
           <w:bCs w:val="false"/>
           <w:color w:val="000000"/>
         </w:rPr>
-        <w:t xml:space="preserve">Det nye værktøj ”IBOS punktnodelæser” understøtter også (i et vist omfang) </w:t>
-      </w:r>
-      <w:r>
-        <w:rPr>
-          <w:b w:val="false"/>
-          <w:bCs w:val="false"/>
-          <w:color w:val="000000"/>
-        </w:rPr>
-        <w:t>re-</w:t>
-      </w:r>
-      <w:r>
-        <w:rPr>
-          <w:b w:val="false"/>
-          <w:bCs w:val="false"/>
-          <w:color w:val="000000"/>
-        </w:rPr>
-        <w:t xml:space="preserve">eksport af de indlæste punktnodefiler </w:t>
-      </w:r>
-      <w:r>
-        <w:rPr>
-          <w:b w:val="false"/>
-          <w:bCs w:val="false"/>
-          <w:color w:val="000000"/>
-        </w:rPr>
-        <w:t xml:space="preserve">tilbage </w:t>
-      </w:r>
-      <w:r>
-        <w:rPr>
-          <w:b w:val="false"/>
-          <w:bCs w:val="false"/>
-          <w:color w:val="000000"/>
-        </w:rPr>
-        <w:t>til MusicXml.</w:t>
+        <w:t>Det nye værktøj ”IBOS punktnodelæser” understøtter også (i et vist omfang) re-eksport af de indlæste punktnodefiler tilbage til MusicXml.</w:t>
       </w:r>
     </w:p>
     <w:p>
@@ -367,15 +310,7 @@
           <w:bCs w:val="false"/>
           <w:color w:val="000000"/>
         </w:rPr>
-        <w:t xml:space="preserve">Generel understøttelse af .pef filformatet (Portable Embosser Format) både som input og output. </w:t>
-      </w:r>
-      <w:r>
-        <w:rPr>
-          <w:b w:val="false"/>
-          <w:bCs w:val="false"/>
-          <w:color w:val="000000"/>
-        </w:rPr>
-        <w:t>Dette tillader at den almindelige bruger selv ud fra en MusicXml fil kan generere punktnodefiler for ukomplicerede musikstykker – og sende filerne til udprintning på punktnode-printer hos for eksempel NOTA.</w:t>
+        <w:t>Generel understøttelse af .pef filformatet (Portable Embosser Format) både som input og output. Dette tillader at den almindelige bruger selv ud fra en MusicXml fil kan generere punktnodefiler for ukomplicerede musikstykker – og sende filerne til udprintning på punktnode-printer hos for eksempel NOTA.</w:t>
       </w:r>
     </w:p>
     <w:p>
@@ -420,39 +355,7 @@
           <w:bCs w:val="false"/>
           <w:color w:val="000000"/>
         </w:rPr>
-        <w:t xml:space="preserve">En ny profil ”Højhastigheds Punktprinter” er tilføjet. Denne profil indeholder som  default </w:t>
-      </w:r>
-      <w:r>
-        <w:rPr>
-          <w:b w:val="false"/>
-          <w:bCs w:val="false"/>
-          <w:color w:val="000000"/>
-        </w:rPr>
-        <w:t xml:space="preserve">NOTA’s </w:t>
-      </w:r>
-      <w:r>
-        <w:rPr>
-          <w:b w:val="false"/>
-          <w:bCs w:val="false"/>
-          <w:color w:val="000000"/>
-        </w:rPr>
-        <w:t>standard opsætning til ”Braillo  650 SF”  (Filformat=PEF, Bredde=</w:t>
-      </w:r>
-      <w:r>
-        <w:rPr>
-          <w:b w:val="false"/>
-          <w:bCs w:val="false"/>
-          <w:color w:val="000000"/>
-        </w:rPr>
-        <w:t>4</w:t>
-      </w:r>
-      <w:r>
-        <w:rPr>
-          <w:b w:val="false"/>
-          <w:bCs w:val="false"/>
-          <w:color w:val="000000"/>
-        </w:rPr>
-        <w:t>2, Højde= 25) men kan ligesom de 3 eksisterende profiler let tilpasses af brugeren.</w:t>
+        <w:t>En ny profil ”Højhastigheds Punktprinter” er tilføjet. Denne profil indeholder som  default NOTA’s standard opsætning til ”Braillo  650 SF”  (Filformat=PEF, Bredde=42, Højde= 25) men kan ligesom de 3 eksisterende profiler let tilpasses af brugeren.</w:t>
       </w:r>
     </w:p>
     <w:p>
@@ -473,7 +376,56 @@
         </w:rPr>
       </w:pPr>
       <w:r>
+        <w:rPr>
+          <w:b w:val="false"/>
+          <w:bCs w:val="false"/>
+          <w:color w:val="000000"/>
+        </w:rPr>
+      </w:r>
+    </w:p>
+    <w:p>
+      <w:pPr>
+        <w:pStyle w:val="Standard"/>
+        <w:numPr>
+          <w:ilvl w:val="0"/>
+          <w:numId w:val="2"/>
+        </w:numPr>
+        <w:bidi w:val="0"/>
+        <w:jc w:val="left"/>
         <w:rPr/>
+      </w:pPr>
+      <w:r>
+        <w:rPr>
+          <w:b w:val="false"/>
+          <w:bCs w:val="false"/>
+          <w:color w:val="000000"/>
+        </w:rPr>
+        <w:t xml:space="preserve">Mulighed for bruger-specifik opsætning af af stier til nodeprogrammerne ”PhotoScore” og ”Braille Music Editor 2”. </w:t>
+      </w:r>
+    </w:p>
+    <w:p>
+      <w:pPr>
+        <w:pStyle w:val="Standard"/>
+        <w:numPr>
+          <w:ilvl w:val="0"/>
+          <w:numId w:val="0"/>
+        </w:numPr>
+        <w:bidi w:val="0"/>
+        <w:ind w:left="720" w:hanging="0"/>
+        <w:jc w:val="left"/>
+        <w:rPr>
+          <w:b w:val="false"/>
+          <w:b w:val="false"/>
+          <w:bCs w:val="false"/>
+          <w:color w:val="000000"/>
+        </w:rPr>
+      </w:pPr>
+      <w:r>
+        <w:rPr>
+          <w:b w:val="false"/>
+          <w:bCs w:val="false"/>
+          <w:color w:val="000000"/>
+        </w:rPr>
       </w:r>
     </w:p>
     <w:p>
@@ -485,104 +437,36 @@
         </w:numPr>
         <w:bidi w:val="0"/>
         <w:jc w:val="left"/>
+        <w:rPr>
+          <w:b w:val="false"/>
+          <w:b w:val="false"/>
+          <w:bCs w:val="false"/>
+          <w:color w:val="000000"/>
+        </w:rPr>
+      </w:pPr>
+      <w:r>
+        <w:rPr>
+          <w:b w:val="false"/>
+          <w:bCs w:val="false"/>
+          <w:color w:val="000000"/>
+        </w:rPr>
+        <w:t xml:space="preserve">Support ved generering af punktnoder for dynamik-betegnelser, det vil sige piano, forte og tilsvarende. </w:t>
+      </w:r>
+    </w:p>
+    <w:p>
+      <w:pPr>
+        <w:pStyle w:val="Standard"/>
+        <w:numPr>
+          <w:ilvl w:val="0"/>
+          <w:numId w:val="0"/>
+        </w:numPr>
+        <w:bidi w:val="0"/>
+        <w:ind w:left="720" w:hanging="0"/>
+        <w:jc w:val="left"/>
         <w:rPr/>
       </w:pPr>
       <w:r>
-        <w:rPr>
-          <w:b w:val="false"/>
-          <w:bCs w:val="false"/>
-          <w:color w:val="000000"/>
-        </w:rPr>
-        <w:t>Mulighed for bruger-specifik opsætning af af stier til nodeprogrammer</w:t>
-      </w:r>
-      <w:r>
-        <w:rPr>
-          <w:b w:val="false"/>
-          <w:bCs w:val="false"/>
-          <w:color w:val="000000"/>
-        </w:rPr>
-        <w:t>ne</w:t>
-      </w:r>
-      <w:r>
-        <w:rPr>
-          <w:b w:val="false"/>
-          <w:bCs w:val="false"/>
-          <w:color w:val="000000"/>
-        </w:rPr>
-        <w:t xml:space="preserve"> ”</w:t>
-      </w:r>
-      <w:r>
-        <w:rPr>
-          <w:b w:val="false"/>
-          <w:bCs w:val="false"/>
-          <w:color w:val="000000"/>
-        </w:rPr>
-        <w:t>PhotoScore</w:t>
-      </w:r>
-      <w:r>
-        <w:rPr>
-          <w:b w:val="false"/>
-          <w:bCs w:val="false"/>
-          <w:color w:val="000000"/>
-        </w:rPr>
-        <w:t xml:space="preserve">” </w:t>
-      </w:r>
-      <w:r>
-        <w:rPr>
-          <w:b w:val="false"/>
-          <w:bCs w:val="false"/>
-          <w:color w:val="000000"/>
-        </w:rPr>
-        <w:t>og</w:t>
-      </w:r>
-      <w:r>
-        <w:rPr>
-          <w:b w:val="false"/>
-          <w:bCs w:val="false"/>
-          <w:color w:val="000000"/>
-        </w:rPr>
-        <w:t xml:space="preserve"> ”</w:t>
-      </w:r>
-      <w:r>
-        <w:rPr>
-          <w:b w:val="false"/>
-          <w:bCs w:val="false"/>
-          <w:color w:val="000000"/>
-        </w:rPr>
-        <w:t>Braille Music Editor 2</w:t>
-      </w:r>
-      <w:r>
-        <w:rPr>
-          <w:b w:val="false"/>
-          <w:bCs w:val="false"/>
-          <w:color w:val="000000"/>
-        </w:rPr>
-        <w:t xml:space="preserve">”. </w:t>
-      </w:r>
-    </w:p>
-    <w:p>
-      <w:pPr>
-        <w:pStyle w:val="Standard"/>
-        <w:numPr>
-          <w:ilvl w:val="0"/>
-          <w:numId w:val="0"/>
-        </w:numPr>
-        <w:bidi w:val="0"/>
-        <w:ind w:left="720" w:hanging="0"/>
-        <w:jc w:val="left"/>
-        <w:rPr>
-          <w:b w:val="false"/>
-          <w:b w:val="false"/>
-          <w:bCs w:val="false"/>
-          <w:color w:val="000000"/>
-        </w:rPr>
-      </w:pPr>
-      <w:r>
-        <w:rPr>
-          <w:b w:val="false"/>
-          <w:bCs w:val="false"/>
-          <w:color w:val="000000"/>
-        </w:rPr>
+        <w:rPr/>
       </w:r>
     </w:p>
     <w:p>
@@ -607,132 +491,7 @@
           <w:bCs w:val="false"/>
           <w:color w:val="000000"/>
         </w:rPr>
-        <w:t>Support ved generering af punktnoder for dynamik-betegnelser</w:t>
-      </w:r>
-      <w:r>
-        <w:rPr>
-          <w:b w:val="false"/>
-          <w:bCs w:val="false"/>
-          <w:color w:val="000000"/>
-        </w:rPr>
-        <w:t xml:space="preserve">, det vil sige piano, forte </w:t>
-      </w:r>
-      <w:r>
-        <w:rPr>
-          <w:b w:val="false"/>
-          <w:bCs w:val="false"/>
-          <w:color w:val="000000"/>
-        </w:rPr>
-        <w:t>og tilsvarende.</w:t>
-      </w:r>
-      <w:r>
-        <w:rPr>
-          <w:b w:val="false"/>
-          <w:bCs w:val="false"/>
-          <w:color w:val="000000"/>
-        </w:rPr>
-        <w:t xml:space="preserve"> </w:t>
-      </w:r>
-    </w:p>
-    <w:p>
-      <w:pPr>
-        <w:pStyle w:val="Standard"/>
-        <w:numPr>
-          <w:ilvl w:val="0"/>
-          <w:numId w:val="0"/>
-        </w:numPr>
-        <w:bidi w:val="0"/>
-        <w:ind w:left="720" w:hanging="0"/>
-        <w:jc w:val="left"/>
-        <w:rPr/>
-      </w:pPr>
-      <w:r>
-        <w:rPr>
-          <w:b w:val="false"/>
-          <w:bCs w:val="false"/>
-          <w:color w:val="000000"/>
-        </w:rPr>
-      </w:r>
-    </w:p>
-    <w:p>
-      <w:pPr>
-        <w:pStyle w:val="Standard"/>
-        <w:numPr>
-          <w:ilvl w:val="0"/>
-          <w:numId w:val="2"/>
-        </w:numPr>
-        <w:bidi w:val="0"/>
-        <w:jc w:val="left"/>
-        <w:rPr>
-          <w:b w:val="false"/>
-          <w:b w:val="false"/>
-          <w:bCs w:val="false"/>
-          <w:color w:val="000000"/>
-        </w:rPr>
-      </w:pPr>
-      <w:r>
-        <w:rPr>
-          <w:b w:val="false"/>
-          <w:bCs w:val="false"/>
-          <w:color w:val="000000"/>
-        </w:rPr>
-        <w:t xml:space="preserve">Support ved generering af punktnoder </w:t>
-      </w:r>
-      <w:r>
-        <w:rPr>
-          <w:b w:val="false"/>
-          <w:bCs w:val="false"/>
-          <w:color w:val="000000"/>
-        </w:rPr>
-        <w:t xml:space="preserve">for </w:t>
-      </w:r>
-      <w:r>
-        <w:rPr>
-          <w:b w:val="false"/>
-          <w:bCs w:val="false"/>
-          <w:color w:val="000000"/>
-        </w:rPr>
-        <w:t xml:space="preserve">dynamik-kiler </w:t>
-      </w:r>
-      <w:r>
-        <w:rPr>
-          <w:b w:val="false"/>
-          <w:bCs w:val="false"/>
-          <w:color w:val="000000"/>
-        </w:rPr>
-        <w:t xml:space="preserve"> ”</w:t>
-      </w:r>
-      <w:r>
-        <w:rPr>
-          <w:b w:val="false"/>
-          <w:bCs w:val="false"/>
-          <w:color w:val="000000"/>
-        </w:rPr>
-        <w:t>fisk</w:t>
-      </w:r>
-      <w:r>
-        <w:rPr>
-          <w:b w:val="false"/>
-          <w:bCs w:val="false"/>
-          <w:color w:val="000000"/>
-        </w:rPr>
-        <w:t xml:space="preserve">” </w:t>
-      </w:r>
-      <w:r>
-        <w:rPr>
-          <w:b w:val="false"/>
-          <w:bCs w:val="false"/>
-          <w:color w:val="000000"/>
-        </w:rPr>
-        <w:t>for</w:t>
-      </w:r>
-      <w:r>
-        <w:rPr>
-          <w:b w:val="false"/>
-          <w:bCs w:val="false"/>
-          <w:color w:val="000000"/>
-        </w:rPr>
-        <w:t xml:space="preserve"> crescendo-og diminuendo.</w:t>
+        <w:t>Support ved generering af punktnoder for dynamik-kiler  ”fisk” for crescendo-og diminuendo.</w:t>
       </w:r>
     </w:p>
     <w:p>
@@ -1048,39 +807,7 @@
           <w:bCs w:val="false"/>
           <w:color w:val="000000"/>
         </w:rPr>
-        <w:t xml:space="preserve">Rettelse af adskillige </w:t>
-      </w:r>
-      <w:r>
-        <w:rPr>
-          <w:b w:val="false"/>
-          <w:bCs w:val="false"/>
-          <w:color w:val="000000"/>
-        </w:rPr>
-        <w:t xml:space="preserve">andre </w:t>
-      </w:r>
-      <w:r>
-        <w:rPr>
-          <w:b w:val="false"/>
-          <w:bCs w:val="false"/>
-          <w:color w:val="000000"/>
-        </w:rPr>
-        <w:t xml:space="preserve">mindre fejl, </w:t>
-      </w:r>
-      <w:r>
-        <w:rPr>
-          <w:b w:val="false"/>
-          <w:bCs w:val="false"/>
-          <w:color w:val="000000"/>
-        </w:rPr>
-        <w:t>ind</w:t>
-      </w:r>
-      <w:r>
-        <w:rPr>
-          <w:b w:val="false"/>
-          <w:bCs w:val="false"/>
-          <w:color w:val="000000"/>
-        </w:rPr>
-        <w:t>rapporteret af brugerne.</w:t>
+        <w:t>Rettelse af adskillige andre mindre fejl, indrapporteret af brugerne.</w:t>
       </w:r>
       <w:r>
         <w:br w:type="page"/>
@@ -1233,13 +960,7 @@
         <w:rPr>
           <w:color w:val="000000"/>
         </w:rPr>
-        <w:t xml:space="preserve">Kun en (ganske vist meget stor) delmængde af detaljerne i en MusicXml fil </w:t>
-      </w:r>
-      <w:r>
-        <w:rPr>
-          <w:color w:val="000000"/>
-        </w:rPr>
-        <w:t>henholdsvis en punktnodefil håndteres,</w:t>
+        <w:t>Kun en (ganske vist meget stor) delmængde af detaljerne i en MusicXml fil henholdsvis en punktnodefil håndteres,</w:t>
       </w:r>
     </w:p>
     <w:p>
@@ -1348,21 +1069,7 @@
           <w:color w:val="000000"/>
           <w:lang w:val="da-DK"/>
         </w:rPr>
-        <w:t xml:space="preserve">På </w:t>
-      </w:r>
-      <w:r>
-        <w:rPr>
-          <w:color w:val="000000"/>
-          <w:lang w:val="da-DK"/>
-        </w:rPr>
-        <w:t>Pc'er</w:t>
-      </w:r>
-      <w:r>
-        <w:rPr>
-          <w:color w:val="000000"/>
-          <w:lang w:val="da-DK"/>
-        </w:rPr>
-        <w:t xml:space="preserve"> hvor indstillingen "Indstillinger-&gt;Enheder-&gt;Pen &amp; Windows Ink-&gt;Vælg hvilken hånd du skriver med" findes og er sat til "Højre hånd" vil piletasterne "højre" og "venstre" i visse situationer bytte roller.</w:t>
+        <w:t>På Pc'er hvor indstillingen "Indstillinger-&gt;Enheder-&gt;Pen &amp; Windows Ink-&gt;Vælg hvilken hånd du skriver med" findes og er sat til "Højre hånd" vil piletasterne "højre" og "venstre" i visse situationer bytte roller.</w:t>
       </w:r>
     </w:p>
     <w:p>
@@ -1400,56 +1107,7 @@
           <w:color w:val="000000"/>
           <w:lang w:val="da-DK"/>
         </w:rPr>
-        <w:t xml:space="preserve">Ved generering af komplicerede punktnoder genererer programmet ofte flere sekvenser af lille bistemme og intervalnotation inden for samme takt. Dette ønskes erstattet af en enkelt stor bistemme, som gælder hele takten, </w:t>
-      </w:r>
-      <w:r>
-        <w:rPr>
-          <w:color w:val="000000"/>
-          <w:lang w:val="da-DK"/>
-        </w:rPr>
-        <w:t>om n</w:t>
-      </w:r>
-      <w:r>
-        <w:rPr>
-          <w:color w:val="000000"/>
-          <w:lang w:val="da-DK"/>
-        </w:rPr>
-        <w:t>ø</w:t>
-      </w:r>
-      <w:r>
-        <w:rPr>
-          <w:color w:val="000000"/>
-          <w:lang w:val="da-DK"/>
-        </w:rPr>
-        <w:t xml:space="preserve">dvendigt suppleret med intervalnotation for enkeltnoder, hvor en enkelt </w:t>
-      </w:r>
-      <w:r>
-        <w:rPr>
-          <w:color w:val="000000"/>
-          <w:lang w:val="da-DK"/>
-        </w:rPr>
-        <w:t>M</w:t>
-      </w:r>
-      <w:r>
-        <w:rPr>
-          <w:color w:val="000000"/>
-          <w:lang w:val="da-DK"/>
-        </w:rPr>
-        <w:t>usic</w:t>
-      </w:r>
-      <w:r>
-        <w:rPr>
-          <w:color w:val="000000"/>
-          <w:lang w:val="da-DK"/>
-        </w:rPr>
-        <w:t>X</w:t>
-      </w:r>
-      <w:r>
-        <w:rPr>
-          <w:color w:val="000000"/>
-          <w:lang w:val="da-DK"/>
-        </w:rPr>
-        <w:t>ml ”voice” pludselig splittes i to.</w:t>
+        <w:t>Ved generering af komplicerede punktnoder genererer programmet ofte flere sekvenser af lille bistemme og intervalnotation inden for samme takt. Dette ønskes erstattet af en enkelt stor bistemme, som gælder hele takten, om nødvendigt suppleret med intervalnotation for enkeltnoder, hvor en enkelt MusicXml ”voice” pludselig splittes i to.</w:t>
       </w:r>
     </w:p>
     <w:p>
@@ -1506,7 +1164,7 @@
       </w:pPr>
       <w:r>
         <w:rPr>
-          <w:color w:val="000000"/>
+          <w:lang w:val="da-DK"/>
         </w:rPr>
       </w:r>
     </w:p>
@@ -1542,7 +1200,7 @@
       </w:pPr>
       <w:r>
         <w:rPr>
-          <w:color w:val="000000"/>
+          <w:lang w:val="da-DK"/>
         </w:rPr>
       </w:r>
     </w:p>
@@ -1564,64 +1222,39 @@
           <w:color w:val="000000"/>
           <w:lang w:val="da-DK"/>
         </w:rPr>
-        <w:t xml:space="preserve">Ved generering af punktnoder i interval-notation vises fermat-symboler kun hvis de i </w:t>
-      </w:r>
-      <w:r>
-        <w:rPr>
-          <w:color w:val="000000"/>
-          <w:lang w:val="da-DK"/>
-        </w:rPr>
-        <w:t>M</w:t>
-      </w:r>
-      <w:r>
-        <w:rPr>
-          <w:color w:val="000000"/>
-          <w:lang w:val="da-DK"/>
-        </w:rPr>
-        <w:t>us</w:t>
-      </w:r>
-      <w:r>
-        <w:rPr>
-          <w:color w:val="000000"/>
-          <w:lang w:val="da-DK"/>
-        </w:rPr>
-        <w:t>icX</w:t>
-      </w:r>
-      <w:r>
-        <w:rPr>
-          <w:color w:val="000000"/>
-          <w:lang w:val="da-DK"/>
-        </w:rPr>
-        <w:t>ml filen er knyttet til basismoden (altså øverste node i ”oppefra og ned” og nederste node i ”nedefra og op”.</w:t>
-      </w:r>
-    </w:p>
-    <w:p>
-      <w:pPr>
-        <w:pStyle w:val="Standard"/>
-        <w:bidi w:val="0"/>
-        <w:jc w:val="left"/>
-        <w:rPr>
-          <w:lang w:val="da-DK"/>
-        </w:rPr>
-      </w:pPr>
-      <w:r>
-        <w:rPr>
-          <w:color w:val="000000"/>
-        </w:rPr>
-      </w:r>
-    </w:p>
-    <w:p>
-      <w:pPr>
-        <w:pStyle w:val="Standard"/>
-        <w:bidi w:val="0"/>
-        <w:jc w:val="left"/>
-        <w:rPr>
-          <w:color w:val="000000"/>
-          <w:lang w:val="da-DK"/>
-        </w:rPr>
-      </w:pPr>
-      <w:r>
-        <w:rPr/>
+        <w:t>Ved generering af punktnoder i interval-notation vises fermat-symboler kun hvis de i MusicXml filen er knyttet til basismoden (altså øverste node i ”oppefra og ned” og nederste node i ”nedefra og op”.</w:t>
+      </w:r>
+    </w:p>
+    <w:p>
+      <w:pPr>
+        <w:pStyle w:val="Standard"/>
+        <w:bidi w:val="0"/>
+        <w:jc w:val="left"/>
+        <w:rPr>
+          <w:lang w:val="da-DK"/>
+        </w:rPr>
+      </w:pPr>
+      <w:r>
+        <w:rPr>
+          <w:lang w:val="da-DK"/>
+        </w:rPr>
+      </w:r>
+    </w:p>
+    <w:p>
+      <w:pPr>
+        <w:pStyle w:val="Standard"/>
+        <w:bidi w:val="0"/>
+        <w:jc w:val="left"/>
+        <w:rPr>
+          <w:color w:val="000000"/>
+          <w:lang w:val="da-DK"/>
+        </w:rPr>
+      </w:pPr>
+      <w:r>
+        <w:rPr>
+          <w:color w:val="000000"/>
+          <w:lang w:val="da-DK"/>
+        </w:rPr>
       </w:r>
     </w:p>
     <w:p>
@@ -1698,7 +1331,7 @@
     </w:r>
     <w:r>
       <w:rPr/>
-      <w:t>2</w:t>
+      <w:t>3</w:t>
     </w:r>
     <w:r>
       <w:rPr/>
@@ -1809,7 +1442,6 @@
         </w:tabs>
         <w:ind w:left="720" w:hanging="360"/>
       </w:pPr>
-      <w:rPr/>
     </w:lvl>
     <w:lvl w:ilvl="1">
       <w:start w:val="1"/>
@@ -1822,7 +1454,6 @@
         </w:tabs>
         <w:ind w:left="1080" w:hanging="360"/>
       </w:pPr>
-      <w:rPr/>
     </w:lvl>
     <w:lvl w:ilvl="2">
       <w:start w:val="1"/>
@@ -1835,7 +1466,6 @@
         </w:tabs>
         <w:ind w:left="1440" w:hanging="360"/>
       </w:pPr>
-      <w:rPr/>
     </w:lvl>
     <w:lvl w:ilvl="3">
       <w:start w:val="1"/>
@@ -1848,7 +1478,6 @@
         </w:tabs>
         <w:ind w:left="1800" w:hanging="360"/>
       </w:pPr>
-      <w:rPr/>
     </w:lvl>
     <w:lvl w:ilvl="4">
       <w:start w:val="1"/>
@@ -1861,7 +1490,6 @@
         </w:tabs>
         <w:ind w:left="2160" w:hanging="360"/>
       </w:pPr>
-      <w:rPr/>
     </w:lvl>
     <w:lvl w:ilvl="5">
       <w:start w:val="1"/>
@@ -1874,7 +1502,6 @@
         </w:tabs>
         <w:ind w:left="2520" w:hanging="360"/>
       </w:pPr>
-      <w:rPr/>
     </w:lvl>
     <w:lvl w:ilvl="6">
       <w:start w:val="1"/>
@@ -1887,7 +1514,6 @@
         </w:tabs>
         <w:ind w:left="2880" w:hanging="360"/>
       </w:pPr>
-      <w:rPr/>
     </w:lvl>
     <w:lvl w:ilvl="7">
       <w:start w:val="1"/>
@@ -1900,7 +1526,6 @@
         </w:tabs>
         <w:ind w:left="3240" w:hanging="360"/>
       </w:pPr>
-      <w:rPr/>
     </w:lvl>
     <w:lvl w:ilvl="8">
       <w:start w:val="1"/>
@@ -1913,7 +1538,6 @@
         </w:tabs>
         <w:ind w:left="3600" w:hanging="360"/>
       </w:pPr>
-      <w:rPr/>
     </w:lvl>
   </w:abstractNum>
   <w:abstractNum w:abstractNumId="3">
@@ -1928,7 +1552,6 @@
         </w:tabs>
         <w:ind w:left="720" w:hanging="360"/>
       </w:pPr>
-      <w:rPr/>
     </w:lvl>
     <w:lvl w:ilvl="1">
       <w:start w:val="1"/>
@@ -1941,7 +1564,6 @@
         </w:tabs>
         <w:ind w:left="1080" w:hanging="360"/>
       </w:pPr>
-      <w:rPr/>
     </w:lvl>
     <w:lvl w:ilvl="2">
       <w:start w:val="1"/>
@@ -1954,7 +1576,6 @@
         </w:tabs>
         <w:ind w:left="1440" w:hanging="360"/>
       </w:pPr>
-      <w:rPr/>
     </w:lvl>
     <w:lvl w:ilvl="3">
       <w:start w:val="1"/>
@@ -1967,7 +1588,6 @@
         </w:tabs>
         <w:ind w:left="1800" w:hanging="360"/>
       </w:pPr>
-      <w:rPr/>
     </w:lvl>
     <w:lvl w:ilvl="4">
       <w:start w:val="1"/>
@@ -1980,7 +1600,6 @@
         </w:tabs>
         <w:ind w:left="2160" w:hanging="360"/>
       </w:pPr>
-      <w:rPr/>
     </w:lvl>
     <w:lvl w:ilvl="5">
       <w:start w:val="1"/>
@@ -1993,7 +1612,6 @@
         </w:tabs>
         <w:ind w:left="2520" w:hanging="360"/>
       </w:pPr>
-      <w:rPr/>
     </w:lvl>
     <w:lvl w:ilvl="6">
       <w:start w:val="1"/>
@@ -2006,7 +1624,6 @@
         </w:tabs>
         <w:ind w:left="2880" w:hanging="360"/>
       </w:pPr>
-      <w:rPr/>
     </w:lvl>
     <w:lvl w:ilvl="7">
       <w:start w:val="1"/>
@@ -2019,7 +1636,6 @@
         </w:tabs>
         <w:ind w:left="3240" w:hanging="360"/>
       </w:pPr>
-      <w:rPr/>
     </w:lvl>
     <w:lvl w:ilvl="8">
       <w:start w:val="1"/>
@@ -2032,7 +1648,6 @@
         </w:tabs>
         <w:ind w:left="3600" w:hanging="360"/>
       </w:pPr>
-      <w:rPr/>
     </w:lvl>
   </w:abstractNum>
   <w:abstractNum w:abstractNumId="4">
